--- a/demo/src/main/assets/samples/sample.docx
+++ b/demo/src/main/assets/samples/sample.docx
@@ -376,6 +376,81 @@
         <w:t>较短的第二行。</w:t>
       </w:r>
     </w:p>
+    <w:p>
+      <w:pPr>
+        <w:pStyle w:val="BaseTitle"/>
+      </w:pPr>
+      <w:r>
+        <w:t>07 字体与继承</w:t>
+      </w:r>
+    </w:p>
+    <w:p>
+      <w:pPr>
+        <w:spacing w:after="120"/>
+      </w:pPr>
+      <w:r>
+        <w:t>前两例为等宽字体；第三例为衬线粗斜体；第四例覆盖为等宽并保留粗斜体。缺失字体由设备替换，中文字形也可能回退。</w:t>
+      </w:r>
+    </w:p>
+    <w:p>
+      <w:pPr>
+        <w:pStyle w:val="Normal"/>
+        <w:spacing w:after="120"/>
+      </w:pPr>
+      <w:r>
+        <w:rPr>
+          <w:rFonts w:ascii="monospace" w:hAnsi="monospace" w:eastAsia="monospace" w:cs="monospace"/>
+        </w:rPr>
+        <w:t>直接指定等宽：iiii WWWW 0123456789 中文</w:t>
+      </w:r>
+    </w:p>
+    <w:p>
+      <w:pPr>
+        <w:pStyle w:val="ShowcaseMono"/>
+        <w:spacing w:after="120"/>
+      </w:pPr>
+      <w:r>
+        <w:rPr/>
+        <w:t>段落样式继承：iiii WWWW 0123456789 中文</w:t>
+      </w:r>
+    </w:p>
+    <w:p>
+      <w:pPr>
+        <w:pStyle w:val="ShowcaseMono"/>
+        <w:spacing w:after="120"/>
+      </w:pPr>
+      <w:r>
+        <w:rPr>
+          <w:rStyle w:val="ShowcaseSerif"/>
+        </w:rPr>
+        <w:t>字符样式继承：iiii WWWW 0123456789 中文</w:t>
+      </w:r>
+    </w:p>
+    <w:p>
+      <w:pPr>
+        <w:pStyle w:val="ShowcaseMono"/>
+        <w:spacing w:after="120"/>
+      </w:pPr>
+      <w:r>
+        <w:rPr>
+          <w:rStyle w:val="ShowcaseSerif"/>
+          <w:rFonts w:ascii="monospace" w:hAnsi="monospace" w:eastAsia="monospace" w:cs="monospace"/>
+        </w:rPr>
+        <w:t>直接覆盖字体：iiii WWWW 0123456789 中文</w:t>
+      </w:r>
+    </w:p>
+    <w:p>
+      <w:pPr>
+        <w:pStyle w:val="ShowcaseMono"/>
+        <w:spacing w:after="120"/>
+      </w:pPr>
+      <w:r>
+        <w:rPr>
+          <w:rFonts w:ascii="Unavailable Office Font" w:hAnsi="Unavailable Office Font" w:eastAsia="Unavailable Office Font" w:cs="Unavailable Office Font"/>
+        </w:rPr>
+        <w:t>缺失字体回退：iiii WWWW 0123456789 中文</w:t>
+      </w:r>
+    </w:p>
     <w:sectPr>
       <w:headerReference w:type="default" r:id="rHeader"/>
       <w:pgSz w:w="12240" w:h="15840"/>
@@ -427,5 +502,24 @@
       <w:jc w:val="center"/>
     </w:pPr>
   </w:style>
+  <w:style w:type="paragraph" w:styleId="ShowcaseMonoBase">
+    <w:basedOn w:val="Normal"/>
+    <w:rPr>
+      <w:rFonts w:ascii="monospace" w:hAnsi="monospace" w:eastAsia="monospace" w:cs="monospace"/>
+    </w:rPr>
+  </w:style>
+  <w:style w:type="paragraph" w:styleId="ShowcaseMono">
+    <w:basedOn w:val="ShowcaseMonoBase"/>
+  </w:style>
+  <w:style w:type="character" w:styleId="ShowcaseSerifBase">
+    <w:rPr>
+      <w:rFonts w:ascii="serif" w:hAnsi="serif" w:eastAsia="serif" w:cs="serif"/>
+      <w:b/>
+      <w:i/>
+    </w:rPr>
+  </w:style>
+  <w:style w:type="character" w:styleId="ShowcaseSerif">
+    <w:basedOn w:val="ShowcaseSerifBase"/>
+  </w:style>
 </w:styles>
 </file>